--- a/docs/03_scenarios.docx
+++ b/docs/03_scenarios.docx
@@ -146,7 +146,7 @@
           <w:lang w:eastAsia="ru-RU"/>
           <w14:ligatures w14:val="none"/>
         </w:rPr>
-        <w:t>Интерфейс системы должен быть понятным и удобным для пользователей без специального обучения.</w:t>
+        <w:t>Не менее 80% пользователей, впервые работающих с системой, должны самостоятельно выполнить запись на тренировку не более чем за 3 минуты без использования инструкций.</w:t>
       </w:r>
     </w:p>
     <w:p>
@@ -488,7 +488,6 @@
           <w:lang w:eastAsia="ru-RU"/>
           <w14:ligatures w14:val="none"/>
         </w:rPr>
-        <w:lastRenderedPageBreak/>
         <w:t>6. Пользовательские сценарии</w:t>
       </w:r>
     </w:p>

--- a/docs/03_scenarios.docx
+++ b/docs/03_scenarios.docx
@@ -412,37 +412,206 @@
     </w:p>
     <w:p>
       <w:pPr>
-        <w:spacing w:before="100" w:beforeAutospacing="1" w:after="100" w:afterAutospacing="1" w:line="360" w:lineRule="auto"/>
+        <w:spacing w:before="100" w:beforeAutospacing="1" w:after="0" w:line="360" w:lineRule="auto"/>
+        <w:ind w:left="720"/>
         <w:jc w:val="center"/>
-        <w:outlineLvl w:val="0"/>
         <w:rPr>
           <w:rFonts w:ascii="Times New Roman" w:eastAsia="Times New Roman" w:hAnsi="Times New Roman" w:cs="Times New Roman"/>
           <w:b/>
           <w:bCs/>
-          <w:kern w:val="36"/>
-          <w:sz w:val="28"/>
-          <w:szCs w:val="28"/>
-          <w:lang w:eastAsia="ru-RU"/>
-          <w14:ligatures w14:val="none"/>
-        </w:rPr>
-      </w:pPr>
-    </w:p>
-    <w:p>
-      <w:pPr>
-        <w:spacing w:before="100" w:beforeAutospacing="1" w:after="100" w:afterAutospacing="1" w:line="360" w:lineRule="auto"/>
+          <w:kern w:val="0"/>
+          <w:sz w:val="28"/>
+          <w:szCs w:val="28"/>
+          <w:lang w:eastAsia="ru-RU"/>
+          <w14:ligatures w14:val="none"/>
+        </w:rPr>
+      </w:pPr>
+    </w:p>
+    <w:p>
+      <w:pPr>
+        <w:spacing w:before="100" w:beforeAutospacing="1" w:after="0" w:line="360" w:lineRule="auto"/>
+        <w:ind w:left="720"/>
         <w:jc w:val="center"/>
-        <w:outlineLvl w:val="0"/>
         <w:rPr>
           <w:rFonts w:ascii="Times New Roman" w:eastAsia="Times New Roman" w:hAnsi="Times New Roman" w:cs="Times New Roman"/>
           <w:b/>
           <w:bCs/>
-          <w:kern w:val="36"/>
-          <w:sz w:val="28"/>
-          <w:szCs w:val="28"/>
-          <w:lang w:eastAsia="ru-RU"/>
-          <w14:ligatures w14:val="none"/>
-        </w:rPr>
-      </w:pPr>
+          <w:kern w:val="0"/>
+          <w:sz w:val="28"/>
+          <w:szCs w:val="28"/>
+          <w:lang w:eastAsia="ru-RU"/>
+          <w14:ligatures w14:val="none"/>
+        </w:rPr>
+      </w:pPr>
+    </w:p>
+    <w:p>
+      <w:pPr>
+        <w:spacing w:before="100" w:beforeAutospacing="1" w:after="0" w:line="360" w:lineRule="auto"/>
+        <w:ind w:left="720"/>
+        <w:jc w:val="center"/>
+        <w:rPr>
+          <w:rFonts w:ascii="Times New Roman" w:eastAsia="Times New Roman" w:hAnsi="Times New Roman" w:cs="Times New Roman"/>
+          <w:kern w:val="0"/>
+          <w:sz w:val="28"/>
+          <w:szCs w:val="28"/>
+          <w:lang w:eastAsia="ru-RU"/>
+          <w14:ligatures w14:val="none"/>
+        </w:rPr>
+      </w:pPr>
+      <w:r>
+        <w:rPr>
+          <w:rFonts w:ascii="Times New Roman" w:eastAsia="Times New Roman" w:hAnsi="Times New Roman" w:cs="Times New Roman"/>
+          <w:b/>
+          <w:bCs/>
+          <w:kern w:val="0"/>
+          <w:sz w:val="28"/>
+          <w:szCs w:val="28"/>
+          <w:lang w:eastAsia="ru-RU"/>
+          <w14:ligatures w14:val="none"/>
+        </w:rPr>
+        <w:lastRenderedPageBreak/>
+        <w:t>Дополнительные нефункциональные требования к безопасности системы</w:t>
+      </w:r>
+    </w:p>
+    <w:p>
+      <w:pPr>
+        <w:numPr>
+          <w:ilvl w:val="0"/>
+          <w:numId w:val="4"/>
+        </w:numPr>
+        <w:spacing w:before="100" w:beforeAutospacing="1" w:after="0" w:line="360" w:lineRule="auto"/>
+        <w:jc w:val="both"/>
+        <w:rPr>
+          <w:rFonts w:ascii="Times New Roman" w:eastAsia="Times New Roman" w:hAnsi="Times New Roman" w:cs="Times New Roman"/>
+          <w:kern w:val="0"/>
+          <w:sz w:val="28"/>
+          <w:szCs w:val="28"/>
+          <w:lang w:eastAsia="ru-RU"/>
+          <w14:ligatures w14:val="none"/>
+        </w:rPr>
+      </w:pPr>
+      <w:r>
+        <w:rPr>
+          <w:rFonts w:ascii="Times New Roman" w:eastAsia="Times New Roman" w:hAnsi="Times New Roman" w:cs="Times New Roman"/>
+          <w:kern w:val="0"/>
+          <w:sz w:val="28"/>
+          <w:szCs w:val="28"/>
+          <w:lang w:eastAsia="ru-RU"/>
+          <w14:ligatures w14:val="none"/>
+        </w:rPr>
+        <w:t xml:space="preserve">Пароли пользователей должны храниться в базе данных в виде стойких криптографических </w:t>
+      </w:r>
+      <w:proofErr w:type="spellStart"/>
+      <w:r>
+        <w:rPr>
+          <w:rFonts w:ascii="Times New Roman" w:eastAsia="Times New Roman" w:hAnsi="Times New Roman" w:cs="Times New Roman"/>
+          <w:kern w:val="0"/>
+          <w:sz w:val="28"/>
+          <w:szCs w:val="28"/>
+          <w:lang w:eastAsia="ru-RU"/>
+          <w14:ligatures w14:val="none"/>
+        </w:rPr>
+        <w:t>хешей</w:t>
+      </w:r>
+      <w:proofErr w:type="spellEnd"/>
+      <w:r>
+        <w:rPr>
+          <w:rFonts w:ascii="Times New Roman" w:eastAsia="Times New Roman" w:hAnsi="Times New Roman" w:cs="Times New Roman"/>
+          <w:kern w:val="0"/>
+          <w:sz w:val="28"/>
+          <w:szCs w:val="28"/>
+          <w:lang w:eastAsia="ru-RU"/>
+          <w14:ligatures w14:val="none"/>
+        </w:rPr>
+        <w:t xml:space="preserve"> с индивидуальной солью. Хранение паролей в открытом виде не допускается.</w:t>
+      </w:r>
+    </w:p>
+    <w:p>
+      <w:pPr>
+        <w:numPr>
+          <w:ilvl w:val="0"/>
+          <w:numId w:val="4"/>
+        </w:numPr>
+        <w:spacing w:before="100" w:beforeAutospacing="1" w:after="0" w:line="360" w:lineRule="auto"/>
+        <w:jc w:val="both"/>
+        <w:rPr>
+          <w:rFonts w:ascii="Times New Roman" w:eastAsia="Times New Roman" w:hAnsi="Times New Roman" w:cs="Times New Roman"/>
+          <w:kern w:val="0"/>
+          <w:sz w:val="28"/>
+          <w:szCs w:val="28"/>
+          <w:lang w:eastAsia="ru-RU"/>
+          <w14:ligatures w14:val="none"/>
+        </w:rPr>
+      </w:pPr>
+      <w:r>
+        <w:rPr>
+          <w:rFonts w:ascii="Times New Roman" w:eastAsia="Times New Roman" w:hAnsi="Times New Roman" w:cs="Times New Roman"/>
+          <w:kern w:val="0"/>
+          <w:sz w:val="28"/>
+          <w:szCs w:val="28"/>
+          <w:lang w:eastAsia="ru-RU"/>
+          <w14:ligatures w14:val="none"/>
+        </w:rPr>
+        <w:t>После пяти последовательных неудачных попыток авторизации система должна временно блокировать вход в учётную запись на 15 минут.</w:t>
+      </w:r>
+    </w:p>
+    <w:p>
+      <w:pPr>
+        <w:numPr>
+          <w:ilvl w:val="0"/>
+          <w:numId w:val="4"/>
+        </w:numPr>
+        <w:spacing w:before="100" w:beforeAutospacing="1" w:after="0" w:line="360" w:lineRule="auto"/>
+        <w:jc w:val="both"/>
+        <w:rPr>
+          <w:rFonts w:ascii="Times New Roman" w:eastAsia="Times New Roman" w:hAnsi="Times New Roman" w:cs="Times New Roman"/>
+          <w:kern w:val="0"/>
+          <w:sz w:val="28"/>
+          <w:szCs w:val="28"/>
+          <w:lang w:eastAsia="ru-RU"/>
+          <w14:ligatures w14:val="none"/>
+        </w:rPr>
+      </w:pPr>
+      <w:r>
+        <w:rPr>
+          <w:rFonts w:ascii="Times New Roman" w:eastAsia="Times New Roman" w:hAnsi="Times New Roman" w:cs="Times New Roman"/>
+          <w:kern w:val="0"/>
+          <w:sz w:val="28"/>
+          <w:szCs w:val="28"/>
+          <w:lang w:eastAsia="ru-RU"/>
+          <w14:ligatures w14:val="none"/>
+        </w:rPr>
+        <w:t>Система должна предоставлять клиенту доступ только к собственным абонементам и записям на тренировки. При попытке доступа к данным другого клиента операция должна отклоняться.</w:t>
+      </w:r>
+    </w:p>
+    <w:p>
+      <w:pPr>
+        <w:numPr>
+          <w:ilvl w:val="0"/>
+          <w:numId w:val="4"/>
+        </w:numPr>
+        <w:spacing w:before="100" w:beforeAutospacing="1" w:after="0" w:line="360" w:lineRule="auto"/>
+        <w:jc w:val="both"/>
+        <w:rPr>
+          <w:rFonts w:ascii="Times New Roman" w:eastAsia="Times New Roman" w:hAnsi="Times New Roman" w:cs="Times New Roman"/>
+          <w:kern w:val="0"/>
+          <w:sz w:val="28"/>
+          <w:szCs w:val="28"/>
+          <w:lang w:eastAsia="ru-RU"/>
+          <w14:ligatures w14:val="none"/>
+        </w:rPr>
+      </w:pPr>
+      <w:r>
+        <w:rPr>
+          <w:rFonts w:ascii="Times New Roman" w:eastAsia="Times New Roman" w:hAnsi="Times New Roman" w:cs="Times New Roman"/>
+          <w:kern w:val="0"/>
+          <w:sz w:val="28"/>
+          <w:szCs w:val="28"/>
+          <w:lang w:eastAsia="ru-RU"/>
+          <w14:ligatures w14:val="none"/>
+        </w:rPr>
+        <w:t>Доступ к отчётам о посещаемости и продажах абонементов должен предоставляться только авторизованным пользователям с ролью «Директор».</w:t>
+      </w:r>
     </w:p>
     <w:p>
       <w:pPr>
@@ -851,6 +1020,7 @@
           <w:lang w:eastAsia="ru-RU"/>
           <w14:ligatures w14:val="none"/>
         </w:rPr>
+        <w:lastRenderedPageBreak/>
         <w:t>Результат:</w:t>
       </w:r>
       <w:r>
@@ -951,7 +1121,6 @@
           <w:szCs w:val="28"/>
           <w:lang w:eastAsia="ru-RU"/>
         </w:rPr>
-        <w:lastRenderedPageBreak/>
         <w:drawing>
           <wp:inline distT="0" distB="0" distL="0" distR="0">
             <wp:extent cx="2603500" cy="5524500"/>
@@ -1128,6 +1297,7 @@
           <w:lang w:eastAsia="ru-RU"/>
           <w14:ligatures w14:val="none"/>
         </w:rPr>
+        <w:lastRenderedPageBreak/>
         <w:t>Предусловие:</w:t>
       </w:r>
       <w:r>
@@ -1195,7 +1365,6 @@
           <w:lang w:eastAsia="ru-RU"/>
           <w14:ligatures w14:val="none"/>
         </w:rPr>
-        <w:lastRenderedPageBreak/>
         <w:t>Администратор открывает карточку клиента.</w:t>
       </w:r>
     </w:p>
@@ -1563,6 +1732,60 @@
 <file path=word/numbering.xml><?xml version="1.0" encoding="utf-8"?>
 <w:numbering xmlns:wpc="http://schemas.microsoft.com/office/word/2010/wordprocessingCanvas" xmlns:cx="http://schemas.microsoft.com/office/drawing/2014/chartex" xmlns:cx1="http://schemas.microsoft.com/office/drawing/2015/9/8/chartex" xmlns:cx2="http://schemas.microsoft.com/office/drawing/2015/10/21/chartex" xmlns:cx3="http://schemas.microsoft.com/office/drawing/2016/5/9/chartex" xmlns:cx4="http://schemas.microsoft.com/office/drawing/2016/5/10/chartex" xmlns:cx5="http://schemas.microsoft.com/office/drawing/2016/5/11/chartex" xmlns:cx6="http://schemas.microsoft.com/office/drawing/2016/5/12/chartex" xmlns:cx7="http://schemas.microsoft.com/office/drawing/2016/5/13/chartex" xmlns:cx8="http://schemas.microsoft.com/office/drawing/2016/5/14/chartex" xmlns:mc="http://schemas.openxmlformats.org/markup-compatibility/2006" xmlns:aink="http://schemas.microsoft.com/office/drawing/2016/ink" xmlns:am3d="http://schemas.microsoft.com/office/drawing/2017/model3d" xmlns:o="urn:schemas-microsoft-com:office:office" xmlns:oel="http://schemas.microsoft.com/office/2019/extlst" xmlns:r="http://schemas.openxmlformats.org/officeDocument/2006/relationships" xmlns:m="http://schemas.openxmlformats.org/officeDocument/2006/math" xmlns:v="urn:schemas-microsoft-com:vml" xmlns:wp14="http://schemas.microsoft.com/office/word/2010/wordprocessingDrawing" xmlns:wp="http://schemas.openxmlformats.org/drawingml/2006/wordprocessingDrawing" xmlns:w10="urn:schemas-microsoft-com:office:word" xmlns:w="http://schemas.openxmlformats.org/wordprocessingml/2006/main" xmlns:w14="http://schemas.microsoft.com/office/word/2010/wordml" xmlns:w15="http://schemas.microsoft.com/office/word/2012/wordml" xmlns:w16cex="http://schemas.microsoft.com/office/word/2018/wordml/cex" xmlns:w16cid="http://schemas.microsoft.com/office/word/2016/wordml/cid" xmlns:w16="http://schemas.microsoft.com/office/word/2018/wordml" xmlns:w16du="http://schemas.microsoft.com/office/word/2023/wordml/word16du" xmlns:w16sdtdh="http://schemas.microsoft.com/office/word/2020/wordml/sdtdatahash" xmlns:w16sdtfl="http://schemas.microsoft.com/office/word/2024/wordml/sdtformatlock" xmlns:w16se="http://schemas.microsoft.com/office/word/2015/wordml/symex" xmlns:wpg="http://schemas.microsoft.com/office/word/2010/wordprocessingGroup" xmlns:wpi="http://schemas.microsoft.com/office/word/2010/wordprocessingInk" xmlns:wne="http://schemas.microsoft.com/office/word/2006/wordml" xmlns:wps="http://schemas.microsoft.com/office/word/2010/wordprocessingShape" mc:Ignorable="w14 w15 w16se w16cid w16 w16cex w16sdtdh w16sdtfl w16du wp14">
   <w:abstractNum w:abstractNumId="0" w15:restartNumberingAfterBreak="0">
+    <w:nsid w:val="00000001"/>
+    <w:multiLevelType w:val="hybridMultilevel"/>
+    <w:tmpl w:val="FFFFFFFF"/>
+    <w:lvl w:ilvl="0" w:tplc="00000001">
+      <w:start w:val="1"/>
+      <w:numFmt w:val="decimal"/>
+      <w:lvlText w:val="%1."/>
+      <w:lvlJc w:val="left"/>
+      <w:pPr>
+        <w:ind w:left="720" w:hanging="360"/>
+      </w:pPr>
+    </w:lvl>
+    <w:lvl w:ilvl="1" w:tplc="FFFFFFFF">
+      <w:numFmt w:val="decimal"/>
+      <w:lvlText w:val=""/>
+      <w:lvlJc w:val="left"/>
+    </w:lvl>
+    <w:lvl w:ilvl="2" w:tplc="FFFFFFFF">
+      <w:numFmt w:val="decimal"/>
+      <w:lvlText w:val=""/>
+      <w:lvlJc w:val="left"/>
+    </w:lvl>
+    <w:lvl w:ilvl="3" w:tplc="FFFFFFFF">
+      <w:numFmt w:val="decimal"/>
+      <w:lvlText w:val=""/>
+      <w:lvlJc w:val="left"/>
+    </w:lvl>
+    <w:lvl w:ilvl="4" w:tplc="FFFFFFFF">
+      <w:numFmt w:val="decimal"/>
+      <w:lvlText w:val=""/>
+      <w:lvlJc w:val="left"/>
+    </w:lvl>
+    <w:lvl w:ilvl="5" w:tplc="FFFFFFFF">
+      <w:numFmt w:val="decimal"/>
+      <w:lvlText w:val=""/>
+      <w:lvlJc w:val="left"/>
+    </w:lvl>
+    <w:lvl w:ilvl="6" w:tplc="FFFFFFFF">
+      <w:numFmt w:val="decimal"/>
+      <w:lvlText w:val=""/>
+      <w:lvlJc w:val="left"/>
+    </w:lvl>
+    <w:lvl w:ilvl="7" w:tplc="FFFFFFFF">
+      <w:numFmt w:val="decimal"/>
+      <w:lvlText w:val=""/>
+      <w:lvlJc w:val="left"/>
+    </w:lvl>
+    <w:lvl w:ilvl="8" w:tplc="FFFFFFFF">
+      <w:numFmt w:val="decimal"/>
+      <w:lvlText w:val=""/>
+      <w:lvlJc w:val="left"/>
+    </w:lvl>
+  </w:abstractNum>
+  <w:abstractNum w:abstractNumId="1" w15:restartNumberingAfterBreak="0">
     <w:nsid w:val="0CB821E8"/>
     <w:multiLevelType w:val="multilevel"/>
     <w:tmpl w:val="1040BFD2"/>
@@ -1675,7 +1898,7 @@
       </w:pPr>
     </w:lvl>
   </w:abstractNum>
-  <w:abstractNum w:abstractNumId="1" w15:restartNumberingAfterBreak="0">
+  <w:abstractNum w:abstractNumId="2" w15:restartNumberingAfterBreak="0">
     <w:nsid w:val="67AF6711"/>
     <w:multiLevelType w:val="multilevel"/>
     <w:tmpl w:val="A2D06D30"/>
@@ -1788,7 +2011,7 @@
       </w:pPr>
     </w:lvl>
   </w:abstractNum>
-  <w:abstractNum w:abstractNumId="2" w15:restartNumberingAfterBreak="0">
+  <w:abstractNum w:abstractNumId="3" w15:restartNumberingAfterBreak="0">
     <w:nsid w:val="71616990"/>
     <w:multiLevelType w:val="multilevel"/>
     <w:tmpl w:val="FB163CDC"/>
@@ -1902,13 +2125,16 @@
     </w:lvl>
   </w:abstractNum>
   <w:num w:numId="1" w16cid:durableId="728842134">
+    <w:abstractNumId w:val="2"/>
+  </w:num>
+  <w:num w:numId="2" w16cid:durableId="679350759">
     <w:abstractNumId w:val="1"/>
   </w:num>
-  <w:num w:numId="2" w16cid:durableId="679350759">
+  <w:num w:numId="3" w16cid:durableId="127557282">
+    <w:abstractNumId w:val="3"/>
+  </w:num>
+  <w:num w:numId="4" w16cid:durableId="1341737487">
     <w:abstractNumId w:val="0"/>
-  </w:num>
-  <w:num w:numId="3" w16cid:durableId="127557282">
-    <w:abstractNumId w:val="2"/>
   </w:num>
 </w:numbering>
 </file>
